--- a/t28_s1.docx
+++ b/t28_s1.docx
@@ -3,2168 +3,998 @@
 <w:document xmlns:wpc="http://schemas.microsoft.com/office/word/2010/wordprocessingCanvas" xmlns:mo="http://schemas.microsoft.com/office/mac/office/2008/main" xmlns:mc="http://schemas.openxmlformats.org/markup-compatibility/2006" xmlns:mv="urn:schemas-microsoft-com:mac:vml" xmlns:o="urn:schemas-microsoft-com:office:office" xmlns:r="http://schemas.openxmlformats.org/officeDocument/2006/relationships" xmlns:m="http://schemas.openxmlformats.org/officeDocument/2006/math" xmlns:v="urn:schemas-microsoft-com:vml" xmlns:wp14="http://schemas.microsoft.com/office/word/2010/wordprocessingDrawing" xmlns:wp="http://schemas.openxmlformats.org/drawingml/2006/wordprocessingDrawing" xmlns:w10="urn:schemas-microsoft-com:office:word" xmlns:w="http://schemas.openxmlformats.org/wordprocessingml/2006/main" xmlns:w14="http://schemas.microsoft.com/office/word/2010/wordml" xmlns:wpg="http://schemas.microsoft.com/office/word/2010/wordprocessingGroup" xmlns:wpi="http://schemas.microsoft.com/office/word/2010/wordprocessingInk" xmlns:wne="http://schemas.microsoft.com/office/word/2006/wordml" xmlns:wps="http://schemas.microsoft.com/office/word/2010/wordprocessingShape" mc:Ignorable="w14 wp14">
   <w:body>
     <w:p>
-      <w:pPr>
-        <w:spacing w:after="20" w:before="120"/>
-      </w:pPr>
       <w:r>
-        <w:rPr>
-          <w:b/>
-          <w:sz w:val="22"/>
-        </w:rPr>
-        <w:t>Question: A client with type 1 diabetes mellitus is found unresponsive in bed. What is the nurse's FIRST action?</w:t>
+        <w:t xml:space="preserve">Question: A client with chronic kidney disease is prescribed a low-protein diet. The nurse explains that the purpose is to:</w:t>
       </w:r>
     </w:p>
     <w:p>
-      <w:pPr>
-        <w:spacing w:after="0" w:before="0"/>
-      </w:pPr>
       <w:r>
-        <w:rPr>
-          <w:b w:val="0"/>
-          <w:sz w:val="22"/>
-        </w:rPr>
-        <w:t>(a) Notify the health care provider</w:t>
+        <w:t xml:space="preserve">(a) Reduce the workload on the kidneys and decrease urea production</w:t>
       </w:r>
     </w:p>
     <w:p>
-      <w:pPr>
-        <w:spacing w:after="0" w:before="0"/>
-      </w:pPr>
       <w:r>
-        <w:rPr>
-          <w:b w:val="0"/>
-          <w:sz w:val="22"/>
-        </w:rPr>
-        <w:t>(b) Administer 50% dextrose IV</w:t>
+        <w:t xml:space="preserve">(b) Increase serum albumin levels</w:t>
       </w:r>
     </w:p>
     <w:p>
-      <w:pPr>
-        <w:spacing w:after="0" w:before="0"/>
-      </w:pPr>
       <w:r>
-        <w:rPr>
-          <w:b w:val="0"/>
-          <w:sz w:val="22"/>
-        </w:rPr>
-        <w:t>(c) Check the blood glucose level</w:t>
+        <w:t xml:space="preserve">(c) Prevent fluid overload</w:t>
       </w:r>
     </w:p>
     <w:p>
-      <w:pPr>
-        <w:spacing w:after="0" w:before="0"/>
-      </w:pPr>
       <w:r>
-        <w:rPr>
-          <w:b w:val="0"/>
-          <w:sz w:val="22"/>
-        </w:rPr>
-        <w:t>(d) Give glucagon IM</w:t>
+        <w:t xml:space="preserve">(d) Improve calcium absorption</w:t>
       </w:r>
     </w:p>
     <w:p>
-      <w:pPr>
-        <w:spacing w:after="0" w:before="40"/>
-      </w:pPr>
       <w:r>
-        <w:rPr>
-          <w:b/>
-          <w:sz w:val="22"/>
-        </w:rPr>
-        <w:t>Answer: c</w:t>
+        <w:t xml:space="preserve">Answer: a</w:t>
       </w:r>
     </w:p>
     <w:p>
-      <w:pPr>
-        <w:spacing w:after="0" w:before="0"/>
-      </w:pPr>
       <w:r>
-        <w:rPr>
-          <w:b w:val="0"/>
-          <w:sz w:val="21"/>
-        </w:rPr>
-        <w:t>Solution: An unresponsive diabetic client must be assumed hypoglycemic until proven otherwise; the first action is to confirm the blood glucose level before treating.</w:t>
+        <w:t xml:space="preserve">Solution: Protein restriction in CKD reduces the production of urea and other nitrogenous waste products, decreasing the excretory workload on the failing kidneys and slowing disease progression.</w:t>
       </w:r>
     </w:p>
     <w:p>
-      <w:pPr>
-        <w:spacing w:after="0" w:before="0"/>
-      </w:pPr>
       <w:r>
-        <w:rPr>
-          <w:b w:val="0"/>
-          <w:sz w:val="20"/>
-        </w:rPr>
-        <w:t>Positive Marks: 1</w:t>
+        <w:t xml:space="preserve">Positive Marks: 1</w:t>
       </w:r>
     </w:p>
     <w:p>
-      <w:pPr>
-        <w:spacing w:after="160" w:before="0"/>
-      </w:pPr>
       <w:r>
-        <w:rPr>
-          <w:b w:val="0"/>
-          <w:sz w:val="20"/>
-        </w:rPr>
-        <w:t>Negative Marks: 0.25</w:t>
+        <w:t xml:space="preserve">Negative Marks: 0.25</w:t>
       </w:r>
     </w:p>
     <w:p>
-      <w:pPr>
-        <w:spacing w:after="20" w:before="120"/>
-      </w:pPr>
       <w:r>
-        <w:rPr>
-          <w:b/>
-          <w:sz w:val="22"/>
-        </w:rPr>
-        <w:t>Question: Which of the following vaccines should be given soon after birth?</w:t>
+        <w:t xml:space="preserve"/>
       </w:r>
     </w:p>
     <w:p>
-      <w:pPr>
-        <w:spacing w:after="0" w:before="0"/>
-      </w:pPr>
       <w:r>
-        <w:rPr>
-          <w:b w:val="0"/>
-          <w:sz w:val="22"/>
-        </w:rPr>
-        <w:t>(a) BCG</w:t>
+        <w:t xml:space="preserve">Question: The nurse is caring for a client with pneumonia who has a productive cough. Which nursing action is most important?</w:t>
       </w:r>
     </w:p>
     <w:p>
-      <w:pPr>
-        <w:spacing w:after="0" w:before="0"/>
-      </w:pPr>
       <w:r>
-        <w:rPr>
-          <w:b w:val="0"/>
-          <w:sz w:val="22"/>
-        </w:rPr>
-        <w:t>(b) Hep-B</w:t>
+        <w:t xml:space="preserve">(a) Encourage deep breathing and coughing</w:t>
       </w:r>
     </w:p>
     <w:p>
-      <w:pPr>
-        <w:spacing w:after="0" w:before="0"/>
-      </w:pPr>
       <w:r>
-        <w:rPr>
-          <w:b w:val="0"/>
-          <w:sz w:val="22"/>
-        </w:rPr>
-        <w:t>(c) OPV</w:t>
+        <w:t xml:space="preserve">(b) Restrict oral fluids</w:t>
       </w:r>
     </w:p>
     <w:p>
-      <w:pPr>
-        <w:spacing w:after="0" w:before="0"/>
-      </w:pPr>
       <w:r>
-        <w:rPr>
-          <w:b w:val="0"/>
-          <w:sz w:val="22"/>
-        </w:rPr>
-        <w:t>(d) Diphtheria</w:t>
+        <w:t xml:space="preserve">(c) Place the client in a supine position</w:t>
       </w:r>
     </w:p>
     <w:p>
-      <w:pPr>
-        <w:spacing w:after="0" w:before="40"/>
-      </w:pPr>
       <w:r>
-        <w:rPr>
-          <w:b/>
-          <w:sz w:val="22"/>
-        </w:rPr>
-        <w:t>Answer: b</w:t>
+        <w:t xml:space="preserve">(d) Administer a cough suppressant</w:t>
       </w:r>
     </w:p>
     <w:p>
-      <w:pPr>
-        <w:spacing w:after="0" w:before="0"/>
-      </w:pPr>
       <w:r>
-        <w:rPr>
-          <w:b w:val="0"/>
-          <w:sz w:val="21"/>
-        </w:rPr>
-        <w:t>Solution: The vaccine that should be given soon after birth is the Hepatitis B vaccine (option B). The Hep-B vaccine provides protection against the Hepatitis B virus, which can cause liver disease and chronic infection. Administering the Hep-B vaccine shortly after birth helps to prevent vertical transmission of the virus from an infected mother to her newborn. The first dose of the vaccine is typically given within 24 hours of birth or during the first few weeks of life. Subsequent doses are given according to the recommended vaccination schedule. Vaccinating newborns against Hepatitis B is an effective strategy to prevent infection and its long-term complications.</w:t>
+        <w:t xml:space="preserve">Answer: a</w:t>
       </w:r>
     </w:p>
     <w:p>
-      <w:pPr>
-        <w:spacing w:after="0" w:before="0"/>
-      </w:pPr>
       <w:r>
-        <w:rPr>
-          <w:b w:val="0"/>
-          <w:sz w:val="20"/>
-        </w:rPr>
-        <w:t>Positive Marks: 1</w:t>
+        <w:t xml:space="preserve">Solution: Deep breathing and coughing help mobilize and expel secretions, keeping the airways clear and improving ventilation. Cough suppressants would be inappropriate for a productive cough.</w:t>
       </w:r>
     </w:p>
     <w:p>
-      <w:pPr>
-        <w:spacing w:after="160" w:before="0"/>
-      </w:pPr>
       <w:r>
-        <w:rPr>
-          <w:b w:val="0"/>
-          <w:sz w:val="20"/>
-        </w:rPr>
-        <w:t>Negative Marks: 0.25</w:t>
+        <w:t xml:space="preserve">Positive Marks: 1</w:t>
       </w:r>
     </w:p>
     <w:p>
-      <w:pPr>
-        <w:spacing w:after="20" w:before="120"/>
-      </w:pPr>
       <w:r>
-        <w:rPr>
-          <w:b/>
-          <w:sz w:val="22"/>
-        </w:rPr>
-        <w:t>Question: Intermittent positive pressure breathing is contraindicated in:</w:t>
+        <w:t xml:space="preserve">Negative Marks: 0.25</w:t>
       </w:r>
     </w:p>
     <w:p>
-      <w:pPr>
-        <w:spacing w:after="0" w:before="0"/>
-      </w:pPr>
       <w:r>
-        <w:rPr>
-          <w:b w:val="0"/>
-          <w:sz w:val="22"/>
-        </w:rPr>
-        <w:t>(a) Pulmonary edema</w:t>
+        <w:t xml:space="preserve"/>
       </w:r>
     </w:p>
     <w:p>
-      <w:pPr>
-        <w:spacing w:after="0" w:before="0"/>
-      </w:pPr>
       <w:r>
-        <w:rPr>
-          <w:b w:val="0"/>
-          <w:sz w:val="22"/>
-        </w:rPr>
-        <w:t>(b) Comatose patient</w:t>
+        <w:t xml:space="preserve">Question: A client is receiving intravenous potassium chloride. Which is the most important nursing consideration?</w:t>
       </w:r>
     </w:p>
     <w:p>
-      <w:pPr>
-        <w:spacing w:after="0" w:before="0"/>
-      </w:pPr>
       <w:r>
-        <w:rPr>
-          <w:b w:val="0"/>
-          <w:sz w:val="22"/>
-        </w:rPr>
-        <w:t>(c) Asthma</w:t>
+        <w:t xml:space="preserve">(a) Never administer by IV push or bolus</w:t>
       </w:r>
     </w:p>
     <w:p>
-      <w:pPr>
-        <w:spacing w:after="0" w:before="0"/>
-      </w:pPr>
       <w:r>
-        <w:rPr>
-          <w:b w:val="0"/>
-          <w:sz w:val="22"/>
-        </w:rPr>
-        <w:t>(d) Tracheoesophageal fistula</w:t>
+        <w:t xml:space="preserve">(b) Give it rapidly to correct the deficit</w:t>
       </w:r>
     </w:p>
     <w:p>
-      <w:pPr>
-        <w:spacing w:after="0" w:before="40"/>
-      </w:pPr>
       <w:r>
-        <w:rPr>
-          <w:b/>
-          <w:sz w:val="22"/>
-        </w:rPr>
-        <w:t>Answer: d</w:t>
+        <w:t xml:space="preserve">(c) Administer it in the same line as blood</w:t>
       </w:r>
     </w:p>
     <w:p>
-      <w:pPr>
-        <w:spacing w:after="0" w:before="0"/>
-      </w:pPr>
       <w:r>
-        <w:rPr>
-          <w:b w:val="0"/>
-          <w:sz w:val="21"/>
-        </w:rPr>
-        <w:t>Solution: IPPB is contraindicated in tracheo-oesophageal fistula (air leaks through the fistula instead of ventilating the lungs).</w:t>
+        <w:t xml:space="preserve">(d) Use a small-gauge vein only</w:t>
       </w:r>
     </w:p>
     <w:p>
-      <w:pPr>
-        <w:spacing w:after="0" w:before="0"/>
-      </w:pPr>
       <w:r>
-        <w:rPr>
-          <w:b w:val="0"/>
-          <w:sz w:val="20"/>
-        </w:rPr>
-        <w:t>Positive Marks: 1</w:t>
+        <w:t xml:space="preserve">Answer: a</w:t>
       </w:r>
     </w:p>
     <w:p>
-      <w:pPr>
-        <w:spacing w:after="160" w:before="0"/>
-      </w:pPr>
       <w:r>
-        <w:rPr>
-          <w:b w:val="0"/>
-          <w:sz w:val="20"/>
-        </w:rPr>
-        <w:t>Negative Marks: 0.25</w:t>
+        <w:t xml:space="preserve">Solution: Potassium chloride must never be given by IV push or bolus because rapid administration can cause fatal cardiac arrhythmias. It is always diluted in IV fluids and infused slowly.</w:t>
       </w:r>
     </w:p>
     <w:p>
-      <w:pPr>
-        <w:spacing w:after="20" w:before="120"/>
-      </w:pPr>
       <w:r>
-        <w:rPr>
-          <w:b/>
-          <w:sz w:val="22"/>
-        </w:rPr>
-        <w:t>Question: What is the recommended age to start introducing complementary foods to an infant?</w:t>
+        <w:t xml:space="preserve">Positive Marks: 1</w:t>
       </w:r>
     </w:p>
     <w:p>
-      <w:pPr>
-        <w:spacing w:after="0" w:before="0"/>
-      </w:pPr>
       <w:r>
-        <w:rPr>
-          <w:b w:val="0"/>
-          <w:sz w:val="22"/>
-        </w:rPr>
-        <w:t>(a) 3 months</w:t>
+        <w:t xml:space="preserve">Negative Marks: 0.25</w:t>
       </w:r>
     </w:p>
     <w:p>
-      <w:pPr>
-        <w:spacing w:after="0" w:before="0"/>
-      </w:pPr>
       <w:r>
-        <w:rPr>
-          <w:b w:val="0"/>
-          <w:sz w:val="22"/>
-        </w:rPr>
-        <w:t>(b) 9 months</w:t>
+        <w:t xml:space="preserve"/>
       </w:r>
     </w:p>
     <w:p>
-      <w:pPr>
-        <w:spacing w:after="0" w:before="0"/>
-      </w:pPr>
       <w:r>
-        <w:rPr>
-          <w:b w:val="0"/>
-          <w:sz w:val="22"/>
-        </w:rPr>
-        <w:t>(c) 12 months</w:t>
+        <w:t xml:space="preserve">Question: A client with a head injury has clear fluid draining from the nose. The nurse should first:</w:t>
       </w:r>
     </w:p>
     <w:p>
-      <w:pPr>
-        <w:spacing w:after="0" w:before="0"/>
-      </w:pPr>
       <w:r>
-        <w:rPr>
-          <w:b w:val="0"/>
-          <w:sz w:val="22"/>
-        </w:rPr>
-        <w:t>(d) 6 months</w:t>
+        <w:t xml:space="preserve">(a) Test the fluid for glucose</w:t>
       </w:r>
     </w:p>
     <w:p>
-      <w:pPr>
-        <w:spacing w:after="0" w:before="40"/>
-      </w:pPr>
       <w:r>
-        <w:rPr>
-          <w:b/>
-          <w:sz w:val="22"/>
-        </w:rPr>
-        <w:t>Answer: d</w:t>
+        <w:t xml:space="preserve">(b) Suction the nose vigorously</w:t>
       </w:r>
     </w:p>
     <w:p>
-      <w:pPr>
-        <w:spacing w:after="0" w:before="0"/>
-      </w:pPr>
       <w:r>
-        <w:rPr>
-          <w:b w:val="0"/>
-          <w:sz w:val="21"/>
-        </w:rPr>
-        <w:t>Solution: The recommended age to start introducing complementary foods to an infant is 6 months. Complementary foods refer to any solid or semi-solid foods introduced to the infant's diet in addition to breast milk or formula. At the age of 6 months, infants require additional nutrients that cannot be provided by breast milk or formula alone. The complementary foods should be introduced gradually, starting with small amounts and single-ingredient foods to assess any allergic reactions. The complementary foods should be soft and mashed to avoid choking hazards, and the baby should be seated upright while feeding (Perry, A. G., Potter, P. A., Ostendorf, W., &amp; Hall, A. M. (2017). Clinical nursing skills &amp; techniques. Elsevier Health Sciences. ).</w:t>
+        <w:t xml:space="preserve">(c) Pack the nostrils with gauze</w:t>
       </w:r>
     </w:p>
     <w:p>
-      <w:pPr>
-        <w:spacing w:after="0" w:before="0"/>
-      </w:pPr>
       <w:r>
-        <w:rPr>
-          <w:b w:val="0"/>
-          <w:sz w:val="20"/>
-        </w:rPr>
-        <w:t>Positive Marks: 1</w:t>
+        <w:t xml:space="preserve">(d) Place the client in Trendelenburg position</w:t>
       </w:r>
     </w:p>
     <w:p>
-      <w:pPr>
-        <w:spacing w:after="160" w:before="0"/>
-      </w:pPr>
       <w:r>
-        <w:rPr>
-          <w:b w:val="0"/>
-          <w:sz w:val="20"/>
-        </w:rPr>
-        <w:t>Negative Marks: 0.25</w:t>
+        <w:t xml:space="preserve">Answer: a</w:t>
       </w:r>
     </w:p>
     <w:p>
-      <w:pPr>
-        <w:spacing w:after="20" w:before="120"/>
-      </w:pPr>
       <w:r>
-        <w:rPr>
-          <w:b/>
-          <w:sz w:val="22"/>
-        </w:rPr>
-        <w:t>Question: The most common cause of diarrhoea in children under 5 years in developing countries is:</w:t>
+        <w:t xml:space="preserve">Solution: Clear nasal drainage after head injury may be cerebrospinal fluid (CSF) leaking from a basilar skull fracture. CSF contains glucose, so testing the drainage helps confirm the leak; the nurse should also notify the physician and not suction or pack the nose.</w:t>
       </w:r>
     </w:p>
     <w:p>
-      <w:pPr>
-        <w:spacing w:after="0" w:before="0"/>
-      </w:pPr>
       <w:r>
-        <w:rPr>
-          <w:b w:val="0"/>
-          <w:sz w:val="22"/>
-        </w:rPr>
-        <w:t>(a) Shigella</w:t>
+        <w:t xml:space="preserve">Positive Marks: 1</w:t>
       </w:r>
     </w:p>
     <w:p>
-      <w:pPr>
-        <w:spacing w:after="0" w:before="0"/>
-      </w:pPr>
       <w:r>
-        <w:rPr>
-          <w:b w:val="0"/>
-          <w:sz w:val="22"/>
-        </w:rPr>
-        <w:t>(b) Giardia</w:t>
+        <w:t xml:space="preserve">Negative Marks: 0.25</w:t>
       </w:r>
     </w:p>
     <w:p>
-      <w:pPr>
-        <w:spacing w:after="0" w:before="0"/>
-      </w:pPr>
       <w:r>
-        <w:rPr>
-          <w:b w:val="0"/>
-          <w:sz w:val="22"/>
-        </w:rPr>
-        <w:t>(c) Salmonella</w:t>
+        <w:t xml:space="preserve"/>
       </w:r>
     </w:p>
     <w:p>
-      <w:pPr>
-        <w:spacing w:after="0" w:before="0"/>
-      </w:pPr>
       <w:r>
-        <w:rPr>
-          <w:b w:val="0"/>
-          <w:sz w:val="22"/>
-        </w:rPr>
-        <w:t>(d) Rotavirus</w:t>
+        <w:t xml:space="preserve">Question: Which client position is most appropriate for a client with severe dyspnea?</w:t>
       </w:r>
     </w:p>
     <w:p>
-      <w:pPr>
-        <w:spacing w:after="0" w:before="40"/>
-      </w:pPr>
       <w:r>
-        <w:rPr>
-          <w:b/>
-          <w:sz w:val="22"/>
-        </w:rPr>
-        <w:t>Answer: d</w:t>
+        <w:t xml:space="preserve">(a) High Fowler's position</w:t>
       </w:r>
     </w:p>
     <w:p>
-      <w:pPr>
-        <w:spacing w:after="0" w:before="0"/>
-      </w:pPr>
       <w:r>
-        <w:rPr>
-          <w:b w:val="0"/>
-          <w:sz w:val="21"/>
-        </w:rPr>
-        <w:t>Solution: Rotavirus is the leading cause of severe dehydrating diarrhoea in young children; vaccination is available.</w:t>
+        <w:t xml:space="preserve">(b) Supine position</w:t>
       </w:r>
     </w:p>
     <w:p>
-      <w:pPr>
-        <w:spacing w:after="0" w:before="0"/>
-      </w:pPr>
       <w:r>
-        <w:rPr>
-          <w:b w:val="0"/>
-          <w:sz w:val="20"/>
-        </w:rPr>
-        <w:t>Positive Marks: 1</w:t>
+        <w:t xml:space="preserve">(c) Left lateral position</w:t>
       </w:r>
     </w:p>
     <w:p>
-      <w:pPr>
-        <w:spacing w:after="160" w:before="0"/>
-      </w:pPr>
       <w:r>
-        <w:rPr>
-          <w:b w:val="0"/>
-          <w:sz w:val="20"/>
-        </w:rPr>
-        <w:t>Negative Marks: 0.25</w:t>
+        <w:t xml:space="preserve">(d) Prone position</w:t>
       </w:r>
     </w:p>
     <w:p>
-      <w:pPr>
-        <w:spacing w:after="20" w:before="120"/>
-      </w:pPr>
       <w:r>
-        <w:rPr>
-          <w:b/>
-          <w:sz w:val="22"/>
-        </w:rPr>
-        <w:t>Question: Glutaraldehyde is used widely as a cold sterilant to disinfect a variety of heat sensitive instruments give the example?</w:t>
+        <w:t xml:space="preserve">Answer: a</w:t>
       </w:r>
     </w:p>
     <w:p>
-      <w:pPr>
-        <w:spacing w:after="0" w:before="0"/>
-      </w:pPr>
       <w:r>
-        <w:rPr>
-          <w:b w:val="0"/>
-          <w:sz w:val="22"/>
-        </w:rPr>
-        <w:t>(a) Scissors</w:t>
+        <w:t xml:space="preserve">Solution: High Fowler's position (sitting upright at 90 degrees) maximizes chest expansion and lung ventilation, easing breathing for the dyspneic client.</w:t>
       </w:r>
     </w:p>
     <w:p>
-      <w:pPr>
-        <w:spacing w:after="0" w:before="0"/>
-      </w:pPr>
       <w:r>
-        <w:rPr>
-          <w:b w:val="0"/>
-          <w:sz w:val="22"/>
-        </w:rPr>
-        <w:t>(b) Laparoscopic instruments</w:t>
+        <w:t xml:space="preserve">Positive Marks: 1</w:t>
       </w:r>
     </w:p>
     <w:p>
-      <w:pPr>
-        <w:spacing w:after="0" w:before="0"/>
-      </w:pPr>
       <w:r>
-        <w:rPr>
-          <w:b w:val="0"/>
-          <w:sz w:val="22"/>
-        </w:rPr>
-        <w:t>(c) Patient bed</w:t>
+        <w:t xml:space="preserve">Negative Marks: 0.25</w:t>
       </w:r>
     </w:p>
     <w:p>
-      <w:pPr>
-        <w:spacing w:after="0" w:before="0"/>
-      </w:pPr>
       <w:r>
-        <w:rPr>
-          <w:b w:val="0"/>
-          <w:sz w:val="22"/>
-        </w:rPr>
-        <w:t>(d) Forceps</w:t>
+        <w:t xml:space="preserve"/>
       </w:r>
     </w:p>
     <w:p>
-      <w:pPr>
-        <w:spacing w:after="0" w:before="40"/>
-      </w:pPr>
       <w:r>
-        <w:rPr>
-          <w:b/>
-          <w:sz w:val="22"/>
-        </w:rPr>
-        <w:t>Answer: b</w:t>
+        <w:t xml:space="preserve">Question: The nurse is preparing to administer a tuberculin skin test. The injection should be given:</w:t>
       </w:r>
     </w:p>
     <w:p>
-      <w:pPr>
-        <w:spacing w:after="0" w:before="0"/>
-      </w:pPr>
       <w:r>
-        <w:rPr>
-          <w:b w:val="0"/>
-          <w:sz w:val="21"/>
-        </w:rPr>
-        <w:t>Solution: Glutaraldehyde (2%) is a cold sterilant used to disinfect heat-sensitive instruments such as laparoscopic equipment.</w:t>
+        <w:t xml:space="preserve">(a) Intradermally</w:t>
       </w:r>
     </w:p>
     <w:p>
-      <w:pPr>
-        <w:spacing w:after="0" w:before="0"/>
-      </w:pPr>
       <w:r>
-        <w:rPr>
-          <w:b w:val="0"/>
-          <w:sz w:val="20"/>
-        </w:rPr>
-        <w:t>Positive Marks: 1</w:t>
+        <w:t xml:space="preserve">(b) Subcutaneously</w:t>
       </w:r>
     </w:p>
     <w:p>
-      <w:pPr>
-        <w:spacing w:after="160" w:before="0"/>
-      </w:pPr>
       <w:r>
-        <w:rPr>
-          <w:b w:val="0"/>
-          <w:sz w:val="20"/>
-        </w:rPr>
-        <w:t>Negative Marks: 0.25</w:t>
+        <w:t xml:space="preserve">(c) Intramuscularly</w:t>
       </w:r>
     </w:p>
     <w:p>
-      <w:pPr>
-        <w:spacing w:after="20" w:before="120"/>
-      </w:pPr>
       <w:r>
-        <w:rPr>
-          <w:b/>
-          <w:sz w:val="22"/>
-        </w:rPr>
-        <w:t>Question: Penicillin antibiotics hypersensitivity reaction belongs to?</w:t>
+        <w:t xml:space="preserve">(d) Intravenously</w:t>
       </w:r>
     </w:p>
     <w:p>
-      <w:pPr>
-        <w:spacing w:after="0" w:before="0"/>
-      </w:pPr>
       <w:r>
-        <w:rPr>
-          <w:b w:val="0"/>
-          <w:sz w:val="22"/>
-        </w:rPr>
-        <w:t>(a) Type 4</w:t>
+        <w:t xml:space="preserve">Answer: a</w:t>
       </w:r>
     </w:p>
     <w:p>
-      <w:pPr>
-        <w:spacing w:after="0" w:before="0"/>
-      </w:pPr>
       <w:r>
-        <w:rPr>
-          <w:b w:val="0"/>
-          <w:sz w:val="22"/>
-        </w:rPr>
-        <w:t>(b) Type 1</w:t>
+        <w:t xml:space="preserve">Solution: The Mantoux tuberculin test is given intradermally (into the dermis) on the inner forearm, forming a small wheal. It is read 48–72 hours later.</w:t>
       </w:r>
     </w:p>
     <w:p>
-      <w:pPr>
-        <w:spacing w:after="0" w:before="0"/>
-      </w:pPr>
       <w:r>
-        <w:rPr>
-          <w:b w:val="0"/>
-          <w:sz w:val="22"/>
-        </w:rPr>
-        <w:t>(c) Type 2</w:t>
+        <w:t xml:space="preserve">Positive Marks: 1</w:t>
       </w:r>
     </w:p>
     <w:p>
-      <w:pPr>
-        <w:spacing w:after="0" w:before="0"/>
-      </w:pPr>
       <w:r>
-        <w:rPr>
-          <w:b w:val="0"/>
-          <w:sz w:val="22"/>
-        </w:rPr>
-        <w:t>(d) Type 3</w:t>
+        <w:t xml:space="preserve">Negative Marks: 0.25</w:t>
       </w:r>
     </w:p>
     <w:p>
-      <w:pPr>
-        <w:spacing w:after="0" w:before="40"/>
-      </w:pPr>
       <w:r>
-        <w:rPr>
-          <w:b/>
-          <w:sz w:val="22"/>
-        </w:rPr>
-        <w:t>Answer: b</w:t>
+        <w:t xml:space="preserve"/>
       </w:r>
     </w:p>
     <w:p>
-      <w:pPr>
-        <w:spacing w:after="0" w:before="0"/>
-      </w:pPr>
       <w:r>
-        <w:rPr>
-          <w:b w:val="0"/>
-          <w:sz w:val="21"/>
-        </w:rPr>
-        <w:t>Solution: Penicillin antibiotics hypersensitivity reaction belongs to option A, Type I hypersensitivity. Type I hypersensitivity reactions, also known as immediate hypersensitivity reactions, involve an IgE-mediated immune response. In the case of penicillin antibiotics, exposure to the drug can trigger the production of specific IgE antibodies, which bind to mast cells and basophils.</w:t>
+        <w:t xml:space="preserve">Question: A client with acute pancreatitis is complaining of severe abdominal pain. Which position will most likely reduce the pain?</w:t>
       </w:r>
     </w:p>
     <w:p>
-      <w:pPr>
-        <w:spacing w:after="0" w:before="0"/>
-      </w:pPr>
       <w:r>
-        <w:rPr>
-          <w:b w:val="0"/>
-          <w:sz w:val="20"/>
-        </w:rPr>
-        <w:t>Positive Marks: 1</w:t>
+        <w:t xml:space="preserve">(a) Sitting up and leaning forward</w:t>
       </w:r>
     </w:p>
     <w:p>
-      <w:pPr>
-        <w:spacing w:after="160" w:before="0"/>
-      </w:pPr>
       <w:r>
-        <w:rPr>
-          <w:b w:val="0"/>
-          <w:sz w:val="20"/>
-        </w:rPr>
-        <w:t>Negative Marks: 0.25</w:t>
+        <w:t xml:space="preserve">(b) Lying flat on the back</w:t>
       </w:r>
     </w:p>
     <w:p>
-      <w:pPr>
-        <w:spacing w:after="20" w:before="120"/>
-      </w:pPr>
       <w:r>
-        <w:rPr>
-          <w:b/>
-          <w:sz w:val="22"/>
-        </w:rPr>
-        <w:t>Question: What is the color coding of the bag used in hospitals to dispose of human anatomical wastes such as body parts?</w:t>
+        <w:t xml:space="preserve">(c) Lying on the left side</w:t>
       </w:r>
     </w:p>
     <w:p>
-      <w:pPr>
-        <w:spacing w:after="0" w:before="0"/>
-      </w:pPr>
       <w:r>
-        <w:rPr>
-          <w:b w:val="0"/>
-          <w:sz w:val="22"/>
-        </w:rPr>
-        <w:t>(a) Blue</w:t>
+        <w:t xml:space="preserve">(d) Prone position</w:t>
       </w:r>
     </w:p>
     <w:p>
-      <w:pPr>
-        <w:spacing w:after="0" w:before="0"/>
-      </w:pPr>
       <w:r>
-        <w:rPr>
-          <w:b w:val="0"/>
-          <w:sz w:val="22"/>
-        </w:rPr>
-        <w:t>(b) Yellow</w:t>
+        <w:t xml:space="preserve">Answer: a</w:t>
       </w:r>
     </w:p>
     <w:p>
-      <w:pPr>
-        <w:spacing w:after="0" w:before="0"/>
-      </w:pPr>
       <w:r>
-        <w:rPr>
-          <w:b w:val="0"/>
-          <w:sz w:val="22"/>
-        </w:rPr>
-        <w:t>(c) Black</w:t>
+        <w:t xml:space="preserve">Solution: Leaning forward while sitting reduces pressure on the inflamed pancreas and eases pain. The nurse should also maintain the client NPO and administer analgesics as ordered.</w:t>
       </w:r>
     </w:p>
     <w:p>
-      <w:pPr>
-        <w:spacing w:after="0" w:before="0"/>
-      </w:pPr>
       <w:r>
-        <w:rPr>
-          <w:b w:val="0"/>
-          <w:sz w:val="22"/>
-        </w:rPr>
-        <w:t>(d) Red</w:t>
+        <w:t xml:space="preserve">Positive Marks: 1</w:t>
       </w:r>
     </w:p>
     <w:p>
-      <w:pPr>
-        <w:spacing w:after="0" w:before="40"/>
-      </w:pPr>
       <w:r>
-        <w:rPr>
-          <w:b/>
-          <w:sz w:val="22"/>
-        </w:rPr>
-        <w:t>Answer: b</w:t>
+        <w:t xml:space="preserve">Negative Marks: 0.25</w:t>
       </w:r>
     </w:p>
     <w:p>
-      <w:pPr>
-        <w:spacing w:after="0" w:before="0"/>
-      </w:pPr>
       <w:r>
-        <w:rPr>
-          <w:b w:val="0"/>
-          <w:sz w:val="21"/>
-        </w:rPr>
-        <w:t>Solution: The color coding of the bag used in hospitals to dispose of human anatomical wastes, such as body parts, is yellow. Color coding systems are used in healthcare facilities to ensure proper segregation and disposal of different types of waste materials. The yellow color is specifically designated for anatomical waste, which includes body parts, organs, tissues, and other human biological materials. This color coding system helps prevent cross- contamination and ensures the safe and appropriate disposal of hazardous or infectious waste materials in healthcare settings.</w:t>
+        <w:t xml:space="preserve"/>
       </w:r>
     </w:p>
     <w:p>
-      <w:pPr>
-        <w:spacing w:after="0" w:before="0"/>
-      </w:pPr>
       <w:r>
-        <w:rPr>
-          <w:b w:val="0"/>
-          <w:sz w:val="20"/>
-        </w:rPr>
-        <w:t>Positive Marks: 1</w:t>
+        <w:t xml:space="preserve">Question: The nurse is evaluating a client's understanding of a low-sodium diet. Which food selection indicates correct learning?</w:t>
       </w:r>
     </w:p>
     <w:p>
-      <w:pPr>
-        <w:spacing w:after="160" w:before="0"/>
-      </w:pPr>
       <w:r>
-        <w:rPr>
-          <w:b w:val="0"/>
-          <w:sz w:val="20"/>
-        </w:rPr>
-        <w:t>Negative Marks: 0.25</w:t>
+        <w:t xml:space="preserve">(a) Canned soup</w:t>
       </w:r>
     </w:p>
     <w:p>
-      <w:pPr>
-        <w:spacing w:after="20" w:before="120"/>
-      </w:pPr>
       <w:r>
-        <w:rPr>
-          <w:b/>
-          <w:sz w:val="22"/>
-        </w:rPr>
-        <w:t>Question: Which of the following is a contraindication for the insertion of an intrauterine device (IUD)?</w:t>
+        <w:t xml:space="preserve">(b) Fresh vegetables</w:t>
       </w:r>
     </w:p>
     <w:p>
-      <w:pPr>
-        <w:spacing w:after="0" w:before="0"/>
-      </w:pPr>
       <w:r>
-        <w:rPr>
-          <w:b w:val="0"/>
-          <w:sz w:val="22"/>
-        </w:rPr>
-        <w:t>(a) Lactating women</w:t>
+        <w:t xml:space="preserve">(c) Salted peanuts</w:t>
       </w:r>
     </w:p>
     <w:p>
-      <w:pPr>
-        <w:spacing w:after="0" w:before="0"/>
-      </w:pPr>
       <w:r>
-        <w:rPr>
-          <w:b w:val="0"/>
-          <w:sz w:val="22"/>
-        </w:rPr>
-        <w:t>(b) Multiple pregnancy</w:t>
+        <w:t xml:space="preserve">(d) Processed cheese</w:t>
       </w:r>
     </w:p>
     <w:p>
-      <w:pPr>
-        <w:spacing w:after="0" w:before="0"/>
-      </w:pPr>
       <w:r>
-        <w:rPr>
-          <w:b w:val="0"/>
-          <w:sz w:val="22"/>
-        </w:rPr>
-        <w:t>(c) Gestational Hypertension</w:t>
+        <w:t xml:space="preserve">Answer: b</w:t>
       </w:r>
     </w:p>
     <w:p>
-      <w:pPr>
-        <w:spacing w:after="0" w:before="0"/>
-      </w:pPr>
       <w:r>
-        <w:rPr>
-          <w:b w:val="0"/>
-          <w:sz w:val="22"/>
-        </w:rPr>
-        <w:t>(d) Unexplained vaginal bleeding</w:t>
+        <w:t xml:space="preserve">Solution: Fresh vegetables are naturally low in sodium. Canned soup, salted peanuts, and processed cheese are high in sodium and should be avoided on a low-sodium diet.</w:t>
       </w:r>
     </w:p>
     <w:p>
-      <w:pPr>
-        <w:spacing w:after="0" w:before="40"/>
-      </w:pPr>
       <w:r>
-        <w:rPr>
-          <w:b/>
-          <w:sz w:val="22"/>
-        </w:rPr>
-        <w:t>Answer: d</w:t>
+        <w:t xml:space="preserve">Positive Marks: 1</w:t>
       </w:r>
     </w:p>
     <w:p>
-      <w:pPr>
-        <w:spacing w:after="0" w:before="0"/>
-      </w:pPr>
       <w:r>
-        <w:rPr>
-          <w:b w:val="0"/>
-          <w:sz w:val="21"/>
-        </w:rPr>
-        <w:t>Solution: Unexplained vaginal bleeding is a contraindication for the insertion of an intrauterine device (IUD), which is the correct answer (a). IUDs are a form of long-acting reversible contraception that is inserted into the uterus. However, if a woman has unexplained vaginal bleeding, it could be a sign of an underlying condition or pathology. In such cases, the insertion of an IUD is contraindicated until the cause of the bleeding is identified and addressed. Other contraindications for IUD insertion include current pelvic inflammatory disease, certain uterine abnormalities, and active genital tract infections.</w:t>
+        <w:t xml:space="preserve">Negative Marks: 0.25</w:t>
       </w:r>
     </w:p>
     <w:p>
-      <w:pPr>
-        <w:spacing w:after="0" w:before="0"/>
-      </w:pPr>
       <w:r>
-        <w:rPr>
-          <w:b w:val="0"/>
-          <w:sz w:val="20"/>
-        </w:rPr>
-        <w:t>Positive Marks: 1</w:t>
+        <w:t xml:space="preserve"/>
       </w:r>
     </w:p>
     <w:p>
-      <w:pPr>
-        <w:spacing w:after="160" w:before="0"/>
-      </w:pPr>
       <w:r>
-        <w:rPr>
-          <w:b w:val="0"/>
-          <w:sz w:val="20"/>
-        </w:rPr>
-        <w:t>Negative Marks: 0.25</w:t>
+        <w:t xml:space="preserve">Question: A client is about to undergo a paracentesis. In which position should the nurse place the client?</w:t>
       </w:r>
     </w:p>
     <w:p>
-      <w:pPr>
-        <w:spacing w:after="20" w:before="120"/>
-      </w:pPr>
       <w:r>
-        <w:rPr>
-          <w:b/>
-          <w:sz w:val="22"/>
-        </w:rPr>
-        <w:t>Question: What is the most common cause of delirium in older adults?</w:t>
+        <w:t xml:space="preserve">(a) Upright, sitting on the edge of the bed with feet supported</w:t>
       </w:r>
     </w:p>
     <w:p>
-      <w:pPr>
-        <w:spacing w:after="0" w:before="0"/>
-      </w:pPr>
       <w:r>
-        <w:rPr>
-          <w:b w:val="0"/>
-          <w:sz w:val="22"/>
-        </w:rPr>
-        <w:t>(a) Long term medicine</w:t>
+        <w:t xml:space="preserve">(b) Supine with the head elevated 15 degrees</w:t>
       </w:r>
     </w:p>
     <w:p>
-      <w:pPr>
-        <w:spacing w:after="0" w:before="0"/>
-      </w:pPr>
       <w:r>
-        <w:rPr>
-          <w:b w:val="0"/>
-          <w:sz w:val="22"/>
-        </w:rPr>
-        <w:t>(b) Alcohol withdrawal</w:t>
+        <w:t xml:space="preserve">(c) Prone position</w:t>
       </w:r>
     </w:p>
     <w:p>
-      <w:pPr>
-        <w:spacing w:after="0" w:before="0"/>
-      </w:pPr>
       <w:r>
-        <w:rPr>
-          <w:b w:val="0"/>
-          <w:sz w:val="22"/>
-        </w:rPr>
-        <w:t>(c) Dementia</w:t>
+        <w:t xml:space="preserve">(d) Left lateral with knees flexed</w:t>
       </w:r>
     </w:p>
     <w:p>
-      <w:pPr>
-        <w:spacing w:after="0" w:before="0"/>
-      </w:pPr>
       <w:r>
-        <w:rPr>
-          <w:b w:val="0"/>
-          <w:sz w:val="22"/>
-        </w:rPr>
-        <w:t>(d) Hypoxia</w:t>
+        <w:t xml:space="preserve">Answer: a</w:t>
       </w:r>
     </w:p>
     <w:p>
-      <w:pPr>
-        <w:spacing w:after="0" w:before="40"/>
-      </w:pPr>
       <w:r>
-        <w:rPr>
-          <w:b/>
-          <w:sz w:val="22"/>
-        </w:rPr>
-        <w:t>Answer: c</w:t>
+        <w:t xml:space="preserve">Solution: During paracentesis the client sits upright with the back supported so that fluid pools in the lower abdomen, making the procedure easier and safer. Vital signs are monitored throughout.</w:t>
       </w:r>
     </w:p>
     <w:p>
-      <w:pPr>
-        <w:spacing w:after="0" w:before="0"/>
-      </w:pPr>
       <w:r>
-        <w:rPr>
-          <w:b w:val="0"/>
-          <w:sz w:val="21"/>
-        </w:rPr>
-        <w:t>Solution: Older adults with dementia may be more susceptible to delirium due to the underlying brain changes and increased vulnerability to medical conditions, infections, and other factors that can trigger delirium.</w:t>
+        <w:t xml:space="preserve">Positive Marks: 1</w:t>
       </w:r>
     </w:p>
     <w:p>
-      <w:pPr>
-        <w:spacing w:after="0" w:before="0"/>
-      </w:pPr>
       <w:r>
-        <w:rPr>
-          <w:b w:val="0"/>
-          <w:sz w:val="20"/>
-        </w:rPr>
-        <w:t>Positive Marks: 1</w:t>
+        <w:t xml:space="preserve">Negative Marks: 0.25</w:t>
       </w:r>
     </w:p>
     <w:p>
-      <w:pPr>
-        <w:spacing w:after="160" w:before="0"/>
-      </w:pPr>
       <w:r>
-        <w:rPr>
-          <w:b w:val="0"/>
-          <w:sz w:val="20"/>
-        </w:rPr>
-        <w:t>Negative Marks: 0.25</w:t>
+        <w:t xml:space="preserve"/>
       </w:r>
     </w:p>
     <w:p>
-      <w:pPr>
-        <w:spacing w:after="20" w:before="120"/>
-      </w:pPr>
       <w:r>
-        <w:rPr>
-          <w:b/>
-          <w:sz w:val="22"/>
-        </w:rPr>
-        <w:t>Question: Identify the correct procedure performed for arterial blood gas (ABG) sampling</w:t>
+        <w:t xml:space="preserve">Question: Which of the following is the most reliable indicator of fluid balance in a hospitalized client?</w:t>
       </w:r>
     </w:p>
     <w:p>
-      <w:pPr>
-        <w:spacing w:after="0" w:before="0"/>
-      </w:pPr>
       <w:r>
-        <w:rPr>
-          <w:b w:val="0"/>
-          <w:sz w:val="22"/>
-        </w:rPr>
-        <w:t>(a) IV Drug Administration</w:t>
+        <w:t xml:space="preserve">(a) Daily weight</w:t>
       </w:r>
     </w:p>
     <w:p>
-      <w:pPr>
-        <w:spacing w:after="0" w:before="0"/>
-      </w:pPr>
       <w:r>
-        <w:rPr>
-          <w:b w:val="0"/>
-          <w:sz w:val="22"/>
-        </w:rPr>
-        <w:t>(b) Central line insertion</w:t>
+        <w:t xml:space="preserve">(b) Intake and output records</w:t>
       </w:r>
     </w:p>
     <w:p>
-      <w:pPr>
-        <w:spacing w:after="0" w:before="0"/>
-      </w:pPr>
       <w:r>
-        <w:rPr>
-          <w:b w:val="0"/>
-          <w:sz w:val="22"/>
-        </w:rPr>
-        <w:t>(c) Venipuncture</w:t>
+        <w:t xml:space="preserve">(c) Skin turgor</w:t>
       </w:r>
     </w:p>
     <w:p>
-      <w:pPr>
-        <w:spacing w:after="0" w:before="0"/>
-      </w:pPr>
       <w:r>
-        <w:rPr>
-          <w:b w:val="0"/>
-          <w:sz w:val="22"/>
-        </w:rPr>
-        <w:t>(d) Blood sampling for ABG analysis</w:t>
+        <w:t xml:space="preserve">(d) Urine specific gravity</w:t>
       </w:r>
     </w:p>
     <w:p>
-      <w:pPr>
-        <w:spacing w:after="0" w:before="40"/>
-      </w:pPr>
       <w:r>
-        <w:rPr>
-          <w:b/>
-          <w:sz w:val="22"/>
-        </w:rPr>
-        <w:t>Answer: d</w:t>
+        <w:t xml:space="preserve">Answer: a</w:t>
       </w:r>
     </w:p>
     <w:p>
-      <w:pPr>
-        <w:spacing w:after="0" w:before="0"/>
-      </w:pPr>
       <w:r>
-        <w:rPr>
-          <w:b w:val="0"/>
-          <w:sz w:val="21"/>
-        </w:rPr>
-        <w:t>Solution: ABG sampling is performed primarily from the radial artery to evaluate acid-base balance, PaO2, and PaCO2.</w:t>
+        <w:t xml:space="preserve">Solution: Daily weight is the most reliable indicator of fluid balance — 1 liter of fluid weighs approximately 1 kg. Intake/output, skin turgor, and specific gravity provide supporting data.</w:t>
       </w:r>
     </w:p>
     <w:p>
-      <w:pPr>
-        <w:spacing w:after="0" w:before="0"/>
-      </w:pPr>
       <w:r>
-        <w:rPr>
-          <w:b w:val="0"/>
-          <w:sz w:val="20"/>
-        </w:rPr>
-        <w:t>Positive Marks: 1</w:t>
+        <w:t xml:space="preserve">Positive Marks: 1</w:t>
       </w:r>
     </w:p>
     <w:p>
-      <w:pPr>
-        <w:spacing w:after="160" w:before="0"/>
-      </w:pPr>
       <w:r>
-        <w:rPr>
-          <w:b w:val="0"/>
-          <w:sz w:val="20"/>
-        </w:rPr>
-        <w:t>Negative Marks: 0.25</w:t>
+        <w:t xml:space="preserve">Negative Marks: 0.25</w:t>
       </w:r>
     </w:p>
     <w:p>
-      <w:pPr>
-        <w:spacing w:after="20" w:before="120"/>
-      </w:pPr>
       <w:r>
-        <w:rPr>
-          <w:b/>
-          <w:sz w:val="22"/>
-        </w:rPr>
-        <w:t>Question: A client with C4 spinal cord injury is at greatest risk for:</w:t>
+        <w:t xml:space="preserve">Question: A nurse is inserting a nasogastric tube. Which action is most appropriate to facilitate passage of the tube through the oropharynx?</w:t>
       </w:r>
     </w:p>
     <w:p>
-      <w:pPr>
-        <w:spacing w:after="0" w:before="0"/>
-      </w:pPr>
       <w:r>
-        <w:rPr>
-          <w:b w:val="0"/>
-          <w:sz w:val="22"/>
-        </w:rPr>
-        <w:t>(a) Paralytic ileus</w:t>
+        <w:t xml:space="preserve">(a) Ask the client to swallow as the tube is advanced</w:t>
       </w:r>
     </w:p>
     <w:p>
-      <w:pPr>
-        <w:spacing w:after="0" w:before="0"/>
-      </w:pPr>
       <w:r>
-        <w:rPr>
-          <w:b w:val="0"/>
-          <w:sz w:val="22"/>
-        </w:rPr>
-        <w:t>(b) Respiratory compromise</w:t>
+        <w:t xml:space="preserve">(b) Instruct the client to hold his breath</w:t>
       </w:r>
     </w:p>
     <w:p>
-      <w:pPr>
-        <w:spacing w:after="0" w:before="0"/>
-      </w:pPr>
       <w:r>
-        <w:rPr>
-          <w:b w:val="0"/>
-          <w:sz w:val="22"/>
-        </w:rPr>
-        <w:t>(c) Stress ulcer</w:t>
+        <w:t xml:space="preserve">(c) Tilt the client's head backward during the entire procedure</w:t>
       </w:r>
     </w:p>
     <w:p>
-      <w:pPr>
-        <w:spacing w:after="0" w:before="0"/>
-      </w:pPr>
       <w:r>
-        <w:rPr>
-          <w:b w:val="0"/>
-          <w:sz w:val="22"/>
-        </w:rPr>
-        <w:t>(d) Neurogenic shock</w:t>
+        <w:t xml:space="preserve">(d) Apply suction while advancing the tube</w:t>
       </w:r>
     </w:p>
     <w:p>
-      <w:pPr>
-        <w:spacing w:after="0" w:before="40"/>
-      </w:pPr>
       <w:r>
-        <w:rPr>
-          <w:b/>
-          <w:sz w:val="22"/>
-        </w:rPr>
-        <w:t>Answer: b</w:t>
+        <w:t xml:space="preserve">Answer: a</w:t>
       </w:r>
     </w:p>
     <w:p>
-      <w:pPr>
-        <w:spacing w:after="0" w:before="0"/>
-      </w:pPr>
       <w:r>
-        <w:rPr>
-          <w:b w:val="0"/>
-          <w:sz w:val="21"/>
-        </w:rPr>
-        <w:t>Solution: A C4 spinal cord injury is at greatest risk for respiratory compromise (diaphragm is innervated by C3-C5; higher lesions impair breathing).</w:t>
+        <w:t xml:space="preserve">Solution: Asking the client to swallow during insertion moves the epiglottis and opens the esophagus, easing passage of the tube. The head should be flexed forward once the tube reaches the oropharynx.</w:t>
       </w:r>
     </w:p>
     <w:p>
-      <w:pPr>
-        <w:spacing w:after="0" w:before="0"/>
-      </w:pPr>
       <w:r>
-        <w:rPr>
-          <w:b w:val="0"/>
-          <w:sz w:val="20"/>
-        </w:rPr>
-        <w:t>Positive Marks: 1</w:t>
+        <w:t xml:space="preserve">Positive Marks: 1</w:t>
       </w:r>
     </w:p>
     <w:p>
-      <w:pPr>
-        <w:spacing w:after="160" w:before="0"/>
-      </w:pPr>
       <w:r>
-        <w:rPr>
-          <w:b w:val="0"/>
-          <w:sz w:val="20"/>
-        </w:rPr>
-        <w:t>Negative Marks: 0.25</w:t>
+        <w:t xml:space="preserve">Negative Marks: 0.25</w:t>
       </w:r>
     </w:p>
     <w:p>
-      <w:pPr>
-        <w:spacing w:after="20" w:before="120"/>
-      </w:pPr>
       <w:r>
-        <w:rPr>
-          <w:b/>
-          <w:sz w:val="22"/>
-        </w:rPr>
-        <w:t>Question: Doyen or Deaver retractor is primarily used in which type of major surgery?</w:t>
+        <w:t xml:space="preserve"/>
       </w:r>
     </w:p>
     <w:p>
-      <w:pPr>
-        <w:spacing w:after="0" w:before="0"/>
-      </w:pPr>
       <w:r>
-        <w:rPr>
-          <w:b w:val="0"/>
-          <w:sz w:val="22"/>
-        </w:rPr>
-        <w:t>(a) Ophthalmic surgeries</w:t>
+        <w:t xml:space="preserve">Question: The nurse is preparing to give a bed bath to a client. What is the recommended water temperature?</w:t>
       </w:r>
     </w:p>
     <w:p>
-      <w:pPr>
-        <w:spacing w:after="0" w:before="0"/>
-      </w:pPr>
       <w:r>
-        <w:rPr>
-          <w:b w:val="0"/>
-          <w:sz w:val="22"/>
-        </w:rPr>
-        <w:t>(b) Orthopedic surgeries</w:t>
+        <w:t xml:space="preserve">(a) 43–46°C (110–115°F)</w:t>
       </w:r>
     </w:p>
     <w:p>
-      <w:pPr>
-        <w:spacing w:after="0" w:before="0"/>
-      </w:pPr>
       <w:r>
-        <w:rPr>
-          <w:b w:val="0"/>
-          <w:sz w:val="22"/>
-        </w:rPr>
-        <w:t>(c) Thyroidectomy</w:t>
+        <w:t xml:space="preserve">(b) 20–25°C (68–77°F)</w:t>
       </w:r>
     </w:p>
     <w:p>
-      <w:pPr>
-        <w:spacing w:after="0" w:before="0"/>
-      </w:pPr>
       <w:r>
-        <w:rPr>
-          <w:b w:val="0"/>
-          <w:sz w:val="22"/>
-        </w:rPr>
-        <w:t>(d) LSCS (Cesarean Section)</w:t>
+        <w:t xml:space="preserve">(c) 50–55°C (122–131°F)</w:t>
       </w:r>
     </w:p>
     <w:p>
-      <w:pPr>
-        <w:spacing w:after="0" w:before="40"/>
-      </w:pPr>
       <w:r>
-        <w:rPr>
-          <w:b/>
-          <w:sz w:val="22"/>
-        </w:rPr>
-        <w:t>Answer: d</w:t>
+        <w:t xml:space="preserve">(d) 35°C (95°F) or below</w:t>
       </w:r>
     </w:p>
     <w:p>
-      <w:pPr>
-        <w:spacing w:after="0" w:before="0"/>
-      </w:pPr>
       <w:r>
-        <w:rPr>
-          <w:b w:val="0"/>
-          <w:sz w:val="21"/>
-        </w:rPr>
-        <w:t>Solution: Doyen retractor is an abdominal retractor specifically designed for deep pelvic exposure during Cesarean sections (LSCS).</w:t>
+        <w:t xml:space="preserve">Answer: a</w:t>
       </w:r>
     </w:p>
     <w:p>
-      <w:pPr>
-        <w:spacing w:after="0" w:before="0"/>
-      </w:pPr>
       <w:r>
-        <w:rPr>
-          <w:b w:val="0"/>
-          <w:sz w:val="20"/>
-        </w:rPr>
-        <w:t>Positive Marks: 1</w:t>
+        <w:t xml:space="preserve">Solution: Bed bath water should be comfortably warm at 43–46°C (110–115°F) to promote comfort and cleansing without burning the skin.</w:t>
       </w:r>
     </w:p>
     <w:p>
-      <w:pPr>
-        <w:spacing w:after="160" w:before="0"/>
-      </w:pPr>
       <w:r>
-        <w:rPr>
-          <w:b w:val="0"/>
-          <w:sz w:val="20"/>
-        </w:rPr>
-        <w:t>Negative Marks: 0.25</w:t>
+        <w:t xml:space="preserve">Positive Marks: 1</w:t>
       </w:r>
     </w:p>
     <w:p>
-      <w:pPr>
-        <w:spacing w:after="20" w:before="120"/>
-      </w:pPr>
       <w:r>
-        <w:rPr>
-          <w:b/>
-          <w:sz w:val="22"/>
-        </w:rPr>
-        <w:t>Question: Which finding in a client receiving a blood transfusion requires the nurse to STOP the transfusion immediately?</w:t>
+        <w:t xml:space="preserve">Negative Marks: 0.25</w:t>
       </w:r>
     </w:p>
     <w:p>
-      <w:pPr>
-        <w:spacing w:after="0" w:before="0"/>
-      </w:pPr>
       <w:r>
-        <w:rPr>
-          <w:b w:val="0"/>
-          <w:sz w:val="22"/>
-        </w:rPr>
-        <w:t>(a) Temperature 38.9°C with chills and low back pain</w:t>
+        <w:t xml:space="preserve"/>
       </w:r>
     </w:p>
     <w:p>
-      <w:pPr>
-        <w:spacing w:after="0" w:before="0"/>
-      </w:pPr>
       <w:r>
-        <w:rPr>
-          <w:b w:val="0"/>
-          <w:sz w:val="22"/>
-        </w:rPr>
-        <w:t>(b) Mild headache</w:t>
+        <w:t xml:space="preserve">Question: A client is receiving oxygen by nasal cannula at 2 L/min. The nurse calculates the approximate FiO2 delivered as:</w:t>
       </w:r>
     </w:p>
     <w:p>
-      <w:pPr>
-        <w:spacing w:after="0" w:before="0"/>
-      </w:pPr>
       <w:r>
-        <w:rPr>
-          <w:b w:val="0"/>
-          <w:sz w:val="22"/>
-        </w:rPr>
-        <w:t>(c) Heart rate increase of 6 beats/min</w:t>
+        <w:t xml:space="preserve">(a) 24–28%</w:t>
       </w:r>
     </w:p>
     <w:p>
-      <w:pPr>
-        <w:spacing w:after="0" w:before="0"/>
-      </w:pPr>
       <w:r>
-        <w:rPr>
-          <w:b w:val="0"/>
-          <w:sz w:val="22"/>
-        </w:rPr>
-        <w:t>(d) Slight redness around the IV site</w:t>
+        <w:t xml:space="preserve">(b) 35–40%</w:t>
       </w:r>
     </w:p>
     <w:p>
-      <w:pPr>
-        <w:spacing w:after="0" w:before="40"/>
-      </w:pPr>
       <w:r>
-        <w:rPr>
-          <w:b/>
-          <w:sz w:val="22"/>
-        </w:rPr>
-        <w:t>Answer: a</w:t>
+        <w:t xml:space="preserve">(c) 50%</w:t>
       </w:r>
     </w:p>
     <w:p>
-      <w:pPr>
-        <w:spacing w:after="0" w:before="0"/>
-      </w:pPr>
       <w:r>
-        <w:rPr>
-          <w:b w:val="0"/>
-          <w:sz w:val="21"/>
-        </w:rPr>
-        <w:t>Solution: Fever, chills and low back pain are the classic triad of a hemolytic transfusion reaction; the infusion must be stopped at once and the blood returned to the blood bank.</w:t>
+        <w:t xml:space="preserve">(d) 100%</w:t>
       </w:r>
     </w:p>
     <w:p>
-      <w:pPr>
-        <w:spacing w:after="0" w:before="0"/>
-      </w:pPr>
       <w:r>
-        <w:rPr>
-          <w:b w:val="0"/>
-          <w:sz w:val="20"/>
-        </w:rPr>
-        <w:t>Positive Marks: 1</w:t>
+        <w:t xml:space="preserve">Answer: a</w:t>
       </w:r>
     </w:p>
     <w:p>
-      <w:pPr>
-        <w:spacing w:after="160" w:before="0"/>
-      </w:pPr>
       <w:r>
-        <w:rPr>
-          <w:b w:val="0"/>
-          <w:sz w:val="20"/>
-        </w:rPr>
-        <w:t>Negative Marks: 0.25</w:t>
+        <w:t xml:space="preserve">Solution: Each liter per minute of nasal cannula oxygen adds about 4% FiO2 above room air (21%). At 2 L/min, the delivered FiO2 is approximately 28%.</w:t>
       </w:r>
     </w:p>
     <w:p>
-      <w:pPr>
-        <w:spacing w:after="20" w:before="120"/>
-      </w:pPr>
       <w:r>
-        <w:rPr>
-          <w:b/>
-          <w:sz w:val="22"/>
-        </w:rPr>
-        <w:t>Question: What is the current name of Aurangabad in Maharashtra? Important scheme (4K)</w:t>
+        <w:t xml:space="preserve">Positive Marks: 1</w:t>
       </w:r>
     </w:p>
     <w:p>
-      <w:pPr>
-        <w:spacing w:after="0" w:before="0"/>
-      </w:pPr>
       <w:r>
-        <w:rPr>
-          <w:b w:val="0"/>
-          <w:sz w:val="22"/>
-        </w:rPr>
-        <w:t>(a) Osmanabad</w:t>
+        <w:t xml:space="preserve">Negative Marks: 0.25</w:t>
       </w:r>
     </w:p>
     <w:p>
-      <w:pPr>
-        <w:spacing w:after="0" w:before="0"/>
-      </w:pPr>
       <w:r>
-        <w:rPr>
-          <w:b w:val="0"/>
-          <w:sz w:val="22"/>
-        </w:rPr>
-        <w:t>(b) Mumbai</w:t>
+        <w:t xml:space="preserve"/>
       </w:r>
     </w:p>
     <w:p>
-      <w:pPr>
-        <w:spacing w:after="0" w:before="0"/>
-      </w:pPr>
       <w:r>
-        <w:rPr>
-          <w:b w:val="0"/>
-          <w:sz w:val="22"/>
-        </w:rPr>
-        <w:t>(c) Dharashiv</w:t>
+        <w:t xml:space="preserve">Question: The nurse is caring for a client with a chest tube connected to a water-seal drainage system. The nurse observes continuous bubbling in the water-seal chamber. This indicates:</w:t>
       </w:r>
     </w:p>
     <w:p>
-      <w:pPr>
-        <w:spacing w:after="0" w:before="0"/>
-      </w:pPr>
       <w:r>
-        <w:rPr>
-          <w:b w:val="0"/>
-          <w:sz w:val="22"/>
-        </w:rPr>
-        <w:t>(d) Sambhaji Nagar</w:t>
+        <w:t xml:space="preserve">(a) An air leak in the system</w:t>
       </w:r>
     </w:p>
     <w:p>
-      <w:pPr>
-        <w:spacing w:after="0" w:before="40"/>
-      </w:pPr>
       <w:r>
-        <w:rPr>
-          <w:b/>
-          <w:sz w:val="22"/>
-        </w:rPr>
-        <w:t>Answer: d</w:t>
+        <w:t xml:space="preserve">(b) Normal functioning of the system</w:t>
       </w:r>
     </w:p>
     <w:p>
-      <w:pPr>
-        <w:spacing w:after="0" w:before="0"/>
-      </w:pPr>
       <w:r>
-        <w:rPr>
-          <w:b w:val="0"/>
-          <w:sz w:val="21"/>
-        </w:rPr>
-        <w:t>Solution: The current name of Aurangabad in Maharashtra is option A, Sambhaji Nagar. Sambhaji Nagar is the new name given to the city of Aurangabad in Maharashtra. The name change was made to honor Sambhaji, the son of the Maratha Empire's founder, Chhatrapati Shivaji Maharaj. Aurangabad was originally named after Mughal emperor Aurangzeb, and the decision to rename the city was part of an effort to recognize and celebrate Maratha history and culture. The name change reflects the cultural and historical significance of Sambhaji and symbolizes the local pride and heritage of Maharashtra.</w:t>
+        <w:t xml:space="preserve">(c) The lung has fully re-expanded</w:t>
       </w:r>
     </w:p>
     <w:p>
-      <w:pPr>
-        <w:spacing w:after="0" w:before="0"/>
-      </w:pPr>
       <w:r>
-        <w:rPr>
-          <w:b w:val="0"/>
-          <w:sz w:val="20"/>
-        </w:rPr>
-        <w:t>Positive Marks: 1</w:t>
+        <w:t xml:space="preserve">(d) The drainage is excessive</w:t>
       </w:r>
     </w:p>
     <w:p>
-      <w:pPr>
-        <w:spacing w:after="160" w:before="0"/>
-      </w:pPr>
       <w:r>
-        <w:rPr>
-          <w:b w:val="0"/>
-          <w:sz w:val="20"/>
-        </w:rPr>
-        <w:t>Negative Marks: 0.25</w:t>
+        <w:t xml:space="preserve">Answer: a</w:t>
       </w:r>
     </w:p>
     <w:p>
-      <w:pPr>
-        <w:spacing w:after="20" w:before="120"/>
-      </w:pPr>
       <w:r>
-        <w:rPr>
-          <w:b/>
-          <w:sz w:val="22"/>
-        </w:rPr>
-        <w:t>Question: Extra calories needed during second trimester of pregnancy is :</w:t>
+        <w:t xml:space="preserve">Solution: Intermittent bubbling in the water-seal chamber is normal with expiration; continuous bubbling indicates an air leak that must be investigated by checking connections and the insertion site.</w:t>
       </w:r>
     </w:p>
     <w:p>
-      <w:pPr>
-        <w:spacing w:after="0" w:before="0"/>
-      </w:pPr>
       <w:r>
-        <w:rPr>
-          <w:b w:val="0"/>
-          <w:sz w:val="22"/>
-        </w:rPr>
-        <w:t>(a) 500 Kcal/day</w:t>
+        <w:t xml:space="preserve">Positive Marks: 1</w:t>
       </w:r>
     </w:p>
     <w:p>
-      <w:pPr>
-        <w:spacing w:after="0" w:before="0"/>
-      </w:pPr>
       <w:r>
-        <w:rPr>
-          <w:b w:val="0"/>
-          <w:sz w:val="22"/>
-        </w:rPr>
-        <w:t>(b) 600 Kcal/day</w:t>
+        <w:t xml:space="preserve">Negative Marks: 0.25</w:t>
       </w:r>
     </w:p>
     <w:p>
-      <w:pPr>
-        <w:spacing w:after="0" w:before="0"/>
-      </w:pPr>
       <w:r>
-        <w:rPr>
-          <w:b w:val="0"/>
-          <w:sz w:val="22"/>
-        </w:rPr>
-        <w:t>(c) 300 Kcal/day</w:t>
+        <w:t xml:space="preserve"/>
       </w:r>
     </w:p>
     <w:p>
-      <w:pPr>
-        <w:spacing w:after="0" w:before="0"/>
-      </w:pPr>
       <w:r>
-        <w:rPr>
-          <w:b w:val="0"/>
-          <w:sz w:val="22"/>
-        </w:rPr>
-        <w:t>(d) 700 Kcal/day</w:t>
+        <w:t xml:space="preserve">Question: A client is prescribed an enema to be retained. Which instruction is important for the nurse to give?</w:t>
       </w:r>
     </w:p>
     <w:p>
-      <w:pPr>
-        <w:spacing w:after="0" w:before="40"/>
-      </w:pPr>
       <w:r>
-        <w:rPr>
-          <w:b/>
-          <w:sz w:val="22"/>
-        </w:rPr>
-        <w:t>Answer: c</w:t>
+        <w:t xml:space="preserve">(a) "Try to hold the solution for 5–10 minutes."</w:t>
       </w:r>
     </w:p>
     <w:p>
-      <w:pPr>
-        <w:spacing w:after="0" w:before="0"/>
-      </w:pPr>
       <w:r>
-        <w:rPr>
-          <w:b w:val="0"/>
-          <w:sz w:val="21"/>
-        </w:rPr>
-        <w:t>Solution: During the second trimester of pregnancy, an extra 300 calories per day are typically recommended. The caloric needs of a pregnant woman increase as CPR &amp; Aimiay - Obstructi on Antenatal care (ANC) C 0 BG) the pregnancy progresses to support the growth and development of the fetus.</w:t>
+        <w:t xml:space="preserve">(b) "Empty your bowels immediately."</w:t>
       </w:r>
     </w:p>
     <w:p>
-      <w:pPr>
-        <w:spacing w:after="0" w:before="0"/>
-      </w:pPr>
       <w:r>
-        <w:rPr>
-          <w:b w:val="0"/>
-          <w:sz w:val="20"/>
-        </w:rPr>
-        <w:t>Positive Marks: 1</w:t>
+        <w:t xml:space="preserve">(c) "Lie on your right side during the procedure."</w:t>
       </w:r>
     </w:p>
     <w:p>
-      <w:pPr>
-        <w:spacing w:after="160" w:before="0"/>
-      </w:pPr>
       <w:r>
-        <w:rPr>
-          <w:b w:val="0"/>
-          <w:sz w:val="20"/>
-        </w:rPr>
-        <w:t>Negative Marks: 0.25</w:t>
+        <w:t xml:space="preserve">(d) "Take a deep breath and cough during insertion."</w:t>
       </w:r>
     </w:p>
     <w:p>
-      <w:pPr>
-        <w:spacing w:after="20" w:before="120"/>
-      </w:pPr>
       <w:r>
-        <w:rPr>
-          <w:b/>
-          <w:sz w:val="22"/>
-        </w:rPr>
-        <w:t>Question: A client in the immediate postoperative period after thyroidectomy develops stridor. Which condition does this indicate and what is the priority?</w:t>
+        <w:t xml:space="preserve">Answer: a</w:t>
       </w:r>
     </w:p>
     <w:p>
-      <w:pPr>
-        <w:spacing w:after="0" w:before="0"/>
-      </w:pPr>
       <w:r>
-        <w:rPr>
-          <w:b w:val="0"/>
-          <w:sz w:val="22"/>
-        </w:rPr>
-        <w:t>(a) Laryngeal edema with airway obstruction - prepare for emergency airway management</w:t>
+        <w:t xml:space="preserve">Solution: A retention enema must be held for 5–10 minutes (or as ordered) so the solution can soften stool or deliver medication. The client lies on the left side and breathes slowly during insertion.</w:t>
       </w:r>
     </w:p>
     <w:p>
-      <w:pPr>
-        <w:spacing w:after="0" w:before="0"/>
-      </w:pPr>
       <w:r>
-        <w:rPr>
-          <w:b w:val="0"/>
-          <w:sz w:val="22"/>
-        </w:rPr>
-        <w:t>(b) Hypocalcemia - check calcium level</w:t>
+        <w:t xml:space="preserve">Positive Marks: 1</w:t>
       </w:r>
     </w:p>
     <w:p>
-      <w:pPr>
-        <w:spacing w:after="0" w:before="0"/>
-      </w:pPr>
       <w:r>
-        <w:rPr>
-          <w:b w:val="0"/>
-          <w:sz w:val="22"/>
-        </w:rPr>
-        <w:t>(c) Normal postoperative hoarseness - continue to observe</w:t>
+        <w:t xml:space="preserve">Negative Marks: 0.25</w:t>
       </w:r>
     </w:p>
     <w:p>
-      <w:pPr>
-        <w:spacing w:after="0" w:before="0"/>
-      </w:pPr>
       <w:r>
-        <w:rPr>
-          <w:b w:val="0"/>
-          <w:sz w:val="22"/>
-        </w:rPr>
-        <w:t>(d) Recurrent laryngeal nerve injury - reassure the client</w:t>
+        <w:t xml:space="preserve"/>
       </w:r>
     </w:p>
     <w:p>
-      <w:pPr>
-        <w:spacing w:after="0" w:before="40"/>
-      </w:pPr>
       <w:r>
-        <w:rPr>
-          <w:b/>
-          <w:sz w:val="22"/>
-        </w:rPr>
-        <w:t>Answer: a</w:t>
+        <w:t xml:space="preserve">Question: Which assessment finding is an early sign of hypoxemia?</w:t>
       </w:r>
     </w:p>
     <w:p>
-      <w:pPr>
-        <w:spacing w:after="0" w:before="0"/>
-      </w:pPr>
       <w:r>
-        <w:rPr>
-          <w:b w:val="0"/>
-          <w:sz w:val="21"/>
-        </w:rPr>
-        <w:t>Solution: Stridor is inspiratory crowing from laryngeal edema/obstruction; it is an emergency requiring immediate airway management (oxygen, and possible tracheostomy).</w:t>
+        <w:t xml:space="preserve">(a) Restlessness and confusion</w:t>
       </w:r>
     </w:p>
     <w:p>
-      <w:pPr>
-        <w:spacing w:after="0" w:before="0"/>
-      </w:pPr>
       <w:r>
-        <w:rPr>
-          <w:b w:val="0"/>
-          <w:sz w:val="20"/>
-        </w:rPr>
-        <w:t>Positive Marks: 1</w:t>
+        <w:t xml:space="preserve">(b) Cyanosis of the nail beds</w:t>
       </w:r>
     </w:p>
     <w:p>
-      <w:pPr>
-        <w:spacing w:after="160" w:before="0"/>
-      </w:pPr>
       <w:r>
-        <w:rPr>
-          <w:b w:val="0"/>
-          <w:sz w:val="20"/>
-        </w:rPr>
-        <w:t>Negative Marks: 0.25</w:t>
+        <w:t xml:space="preserve">(c) Bradycardia</w:t>
       </w:r>
     </w:p>
     <w:p>
-      <w:pPr>
-        <w:spacing w:after="20" w:before="120"/>
-      </w:pPr>
       <w:r>
-        <w:rPr>
-          <w:b/>
-          <w:sz w:val="22"/>
-        </w:rPr>
-        <w:t>Question: The nurse enters the room and finds a client clutching the chest, dyspneic and diaphoretic after an acute myocardial infarction. What should the nurse do FIRST?</w:t>
+        <w:t xml:space="preserve">(d) Deep, rapid respirations with exhaustion</w:t>
       </w:r>
     </w:p>
     <w:p>
-      <w:pPr>
-        <w:spacing w:after="0" w:before="0"/>
-      </w:pPr>
       <w:r>
-        <w:rPr>
-          <w:b w:val="0"/>
-          <w:sz w:val="22"/>
-        </w:rPr>
-        <w:t>(a) Obtain a stat 12-lead ECG</w:t>
+        <w:t xml:space="preserve">Answer: a</w:t>
       </w:r>
     </w:p>
     <w:p>
-      <w:pPr>
-        <w:spacing w:after="0" w:before="0"/>
-      </w:pPr>
       <w:r>
-        <w:rPr>
-          <w:b w:val="0"/>
-          <w:sz w:val="22"/>
-        </w:rPr>
-        <w:t>(b) Assess the client's airway, breathing and circulation</w:t>
+        <w:t xml:space="preserve">Solution: Restlessness, anxiety, and confusion are early signs of hypoxemia because the brain is highly sensitive to oxygen deprivation. Cyanosis and bradycardia are late signs.</w:t>
       </w:r>
     </w:p>
     <w:p>
-      <w:pPr>
-        <w:spacing w:after="0" w:before="0"/>
-      </w:pPr>
       <w:r>
-        <w:rPr>
-          <w:b w:val="0"/>
-          <w:sz w:val="22"/>
-        </w:rPr>
-        <w:t>(c) Notify the health care provider</w:t>
+        <w:t xml:space="preserve">Positive Marks: 1</w:t>
       </w:r>
     </w:p>
     <w:p>
-      <w:pPr>
-        <w:spacing w:after="0" w:before="0"/>
-      </w:pPr>
       <w:r>
-        <w:rPr>
-          <w:b w:val="0"/>
-          <w:sz w:val="22"/>
-        </w:rPr>
-        <w:t>(d) Administer sublingual nitroglycerin</w:t>
+        <w:t xml:space="preserve">Negative Marks: 0.25</w:t>
       </w:r>
     </w:p>
     <w:p>
-      <w:pPr>
-        <w:spacing w:after="0" w:before="40"/>
-      </w:pPr>
       <w:r>
-        <w:rPr>
-          <w:b/>
-          <w:sz w:val="22"/>
-        </w:rPr>
-        <w:t>Answer: b</w:t>
+        <w:t xml:space="preserve"/>
       </w:r>
     </w:p>
     <w:p>
-      <w:pPr>
-        <w:spacing w:after="0" w:before="0"/>
-      </w:pPr>
       <w:r>
-        <w:rPr>
-          <w:b w:val="0"/>
-          <w:sz w:val="21"/>
-        </w:rPr>
-        <w:t>Solution: The nurse must always use the ABC (airway, breathing, circulation) priority framework; assessment precedes any intervention, however urgent it appears.</w:t>
+        <w:t xml:space="preserve">Question: The nurse is applying a warm compress to a client's inflamed joint. The nurse should:</w:t>
       </w:r>
     </w:p>
     <w:p>
-      <w:pPr>
-        <w:spacing w:after="0" w:before="0"/>
-      </w:pPr>
       <w:r>
-        <w:rPr>
-          <w:b w:val="0"/>
-          <w:sz w:val="20"/>
-        </w:rPr>
-        <w:t>Positive Marks: 1</w:t>
+        <w:t xml:space="preserve">(a) Check the skin frequently for redness or burns</w:t>
       </w:r>
     </w:p>
     <w:p>
-      <w:pPr>
-        <w:spacing w:after="160" w:before="0"/>
-      </w:pPr>
       <w:r>
-        <w:rPr>
-          <w:b w:val="0"/>
-          <w:sz w:val="20"/>
-        </w:rPr>
-        <w:t>Negative Marks: 0.25</w:t>
+        <w:t xml:space="preserve">(b) Leave the compress on until it cools completely</w:t>
       </w:r>
     </w:p>
     <w:p>
-      <w:pPr>
-        <w:spacing w:after="20" w:before="120"/>
-      </w:pPr>
       <w:r>
-        <w:rPr>
-          <w:b/>
-          <w:sz w:val="22"/>
-        </w:rPr>
-        <w:t>Question: The most appropriate site for checking capillary refill time is:</w:t>
+        <w:t xml:space="preserve">(c) Use water above 60°C (140°F) for effectiveness</w:t>
       </w:r>
     </w:p>
     <w:p>
-      <w:pPr>
-        <w:spacing w:after="0" w:before="0"/>
-      </w:pPr>
       <w:r>
-        <w:rPr>
-          <w:b w:val="0"/>
-          <w:sz w:val="22"/>
-        </w:rPr>
-        <w:t>(a) Fingernail bed</w:t>
+        <w:t xml:space="preserve">(d) Apply the compress without a protective layer</w:t>
       </w:r>
     </w:p>
     <w:p>
-      <w:pPr>
-        <w:spacing w:after="0" w:before="0"/>
-      </w:pPr>
       <w:r>
-        <w:rPr>
-          <w:b w:val="0"/>
-          <w:sz w:val="22"/>
-        </w:rPr>
-        <w:t>(b) Earlobe</w:t>
+        <w:t xml:space="preserve">Answer: a</w:t>
       </w:r>
     </w:p>
     <w:p>
-      <w:pPr>
-        <w:spacing w:after="0" w:before="0"/>
-      </w:pPr>
       <w:r>
-        <w:rPr>
-          <w:b w:val="0"/>
-          <w:sz w:val="22"/>
-        </w:rPr>
-        <w:t>(c) Sternum</w:t>
+        <w:t xml:space="preserve">Solution: Warm compresses must be checked frequently for excessive redness, blistering, or burns, especially in clients with impaired sensation. The temperature should be tolerable, and a protective layer is used.</w:t>
       </w:r>
     </w:p>
     <w:p>
-      <w:pPr>
-        <w:spacing w:after="0" w:before="0"/>
-      </w:pPr>
       <w:r>
-        <w:rPr>
-          <w:b w:val="0"/>
-          <w:sz w:val="22"/>
-        </w:rPr>
-        <w:t>(d) Forehead</w:t>
+        <w:t xml:space="preserve">Positive Marks: 1</w:t>
       </w:r>
     </w:p>
     <w:p>
-      <w:pPr>
-        <w:spacing w:after="0" w:before="40"/>
-      </w:pPr>
       <w:r>
-        <w:rPr>
-          <w:b/>
-          <w:sz w:val="22"/>
-        </w:rPr>
-        <w:t>Answer: a</w:t>
+        <w:t xml:space="preserve">Negative Marks: 0.25</w:t>
       </w:r>
     </w:p>
     <w:p>
-      <w:pPr>
-        <w:spacing w:after="0" w:before="0"/>
-      </w:pPr>
       <w:r>
-        <w:rPr>
-          <w:b w:val="0"/>
-          <w:sz w:val="21"/>
-        </w:rPr>
-        <w:t>Solution: Capillary refill is checked by pressing the fingernail bed; normal refill is less than 3 seconds.</w:t>
+        <w:t xml:space="preserve"/>
       </w:r>
     </w:p>
     <w:p>
-      <w:pPr>
-        <w:spacing w:after="0" w:before="0"/>
-      </w:pPr>
       <w:r>
-        <w:rPr>
-          <w:b w:val="0"/>
-          <w:sz w:val="20"/>
-        </w:rPr>
-        <w:t>Positive Marks: 1</w:t>
+        <w:t xml:space="preserve">Question: A client is ordered a 24-hour urine collection. Which nursing action is correct?</w:t>
       </w:r>
     </w:p>
     <w:p>
-      <w:pPr>
-        <w:spacing w:after="160" w:before="0"/>
-      </w:pPr>
       <w:r>
-        <w:rPr>
-          <w:b w:val="0"/>
-          <w:sz w:val="20"/>
-        </w:rPr>
-        <w:t>Negative Marks: 0.25</w:t>
+        <w:t xml:space="preserve">(a) Discard the first voided specimen and start the collection</w:t>
       </w:r>
     </w:p>
     <w:p>
-      <w:pPr>
-        <w:spacing w:after="20" w:before="120"/>
-      </w:pPr>
       <w:r>
-        <w:rPr>
-          <w:b/>
-          <w:sz w:val="22"/>
-        </w:rPr>
-        <w:t>Question: A burn patient with 30% TBSA burns in the first 24 hours should be monitored most closely for:</w:t>
+        <w:t xml:space="preserve">(b) Add a preservative to the container only at the end</w:t>
       </w:r>
     </w:p>
     <w:p>
-      <w:pPr>
-        <w:spacing w:after="0" w:before="0"/>
-      </w:pPr>
       <w:r>
-        <w:rPr>
-          <w:b w:val="0"/>
-          <w:sz w:val="22"/>
-        </w:rPr>
-        <w:t>(a) Hyperkalemia only</w:t>
+        <w:t xml:space="preserve">(c) Keep the specimen at room temperature</w:t>
       </w:r>
     </w:p>
     <w:p>
-      <w:pPr>
-        <w:spacing w:after="0" w:before="0"/>
-      </w:pPr>
       <w:r>
-        <w:rPr>
-          <w:b w:val="0"/>
-          <w:sz w:val="22"/>
-        </w:rPr>
-        <w:t>(b) Hypovolaemic shock</w:t>
+        <w:t xml:space="preserve">(d) Collect urine only during the day</w:t>
       </w:r>
     </w:p>
     <w:p>
-      <w:pPr>
-        <w:spacing w:after="0" w:before="0"/>
-      </w:pPr>
       <w:r>
-        <w:rPr>
-          <w:b w:val="0"/>
-          <w:sz w:val="22"/>
-        </w:rPr>
-        <w:t>(c) Constipation</w:t>
+        <w:t xml:space="preserve">Answer: a</w:t>
       </w:r>
     </w:p>
     <w:p>
-      <w:pPr>
-        <w:spacing w:after="0" w:before="0"/>
-      </w:pPr>
       <w:r>
-        <w:rPr>
-          <w:b w:val="0"/>
-          <w:sz w:val="22"/>
-        </w:rPr>
-        <w:t>(d) Hyperglycemia</w:t>
+        <w:t xml:space="preserve">Solution: The 24-hour urine collection begins by discarding the first void, then collecting all urine (including the final void at the end time) in a refrigerated or preserved container as specified.</w:t>
       </w:r>
     </w:p>
     <w:p>
-      <w:pPr>
-        <w:spacing w:after="0" w:before="40"/>
-      </w:pPr>
       <w:r>
-        <w:rPr>
-          <w:b/>
-          <w:sz w:val="22"/>
-        </w:rPr>
-        <w:t>Answer: b</w:t>
+        <w:t xml:space="preserve">Positive Marks: 1</w:t>
       </w:r>
     </w:p>
     <w:p>
-      <w:pPr>
-        <w:spacing w:after="0" w:before="0"/>
-      </w:pPr>
       <w:r>
-        <w:rPr>
-          <w:b w:val="0"/>
-          <w:sz w:val="21"/>
-        </w:rPr>
-        <w:t>Solution: Fluid shift from the intravascular compartment causes hypovolaemic shock in the first 24-48 hours after burns.</w:t>
+        <w:t xml:space="preserve">Negative Marks: 0.25</w:t>
       </w:r>
     </w:p>
     <w:p>
-      <w:pPr>
-        <w:spacing w:after="0" w:before="0"/>
-      </w:pPr>
       <w:r>
-        <w:rPr>
-          <w:b w:val="0"/>
-          <w:sz w:val="20"/>
-        </w:rPr>
-        <w:t>Positive Marks: 1</w:t>
+        <w:t xml:space="preserve"/>
       </w:r>
     </w:p>
     <w:p>
-      <w:pPr>
-        <w:spacing w:after="160" w:before="0"/>
-      </w:pPr>
       <w:r>
-        <w:rPr>
-          <w:b w:val="0"/>
-          <w:sz w:val="20"/>
-        </w:rPr>
-        <w:t>Negative Marks: 0.25</w:t>
+        <w:t xml:space="preserve">Question: A postoperative client has not voided for 8 hours and has a distended bladder. The nurse should first:</w:t>
+      </w:r>
+    </w:p>
+    <w:p>
+      <w:r>
+        <w:t xml:space="preserve">(a) Assess for the urge to void and provide privacy</w:t>
+      </w:r>
+    </w:p>
+    <w:p>
+      <w:r>
+        <w:t xml:space="preserve">(b) Insert a urinary catheter immediately</w:t>
+      </w:r>
+    </w:p>
+    <w:p>
+      <w:r>
+        <w:t xml:space="preserve">(c) Give the client a diuretic</w:t>
+      </w:r>
+    </w:p>
+    <w:p>
+      <w:r>
+        <w:t xml:space="preserve">(d) Document and wait another 4 hours</w:t>
+      </w:r>
+    </w:p>
+    <w:p>
+      <w:r>
+        <w:t xml:space="preserve">Answer: a</w:t>
+      </w:r>
+    </w:p>
+    <w:p>
+      <w:r>
+        <w:t xml:space="preserve">Solution: Noninvasive measures come first: the nurse offers the bedpan/bedside commode, provides privacy, runs water, or applies warmth to help the client void. Catheterization is used only if these measures fail.</w:t>
+      </w:r>
+    </w:p>
+    <w:p>
+      <w:r>
+        <w:t xml:space="preserve">Positive Marks: 1</w:t>
+      </w:r>
+    </w:p>
+    <w:p>
+      <w:r>
+        <w:t xml:space="preserve">Negative Marks: 0.25</w:t>
+      </w:r>
+    </w:p>
+    <w:p>
+      <w:r>
+        <w:t xml:space="preserve"/>
+      </w:r>
+    </w:p>
+    <w:p>
+      <w:r>
+        <w:t xml:space="preserve">Question: The nurse observes a student preparing to give an intramuscular injection in the ventrogluteal site. The student positions the client:</w:t>
+      </w:r>
+    </w:p>
+    <w:p>
+      <w:r>
+        <w:t xml:space="preserve">(a) Lying on the side with the knee and hip flexed</w:t>
+      </w:r>
+    </w:p>
+    <w:p>
+      <w:r>
+        <w:t xml:space="preserve">(b) Standing upright</w:t>
+      </w:r>
+    </w:p>
+    <w:p>
+      <w:r>
+        <w:t xml:space="preserve">(c) Sitting with legs dangling</w:t>
+      </w:r>
+    </w:p>
+    <w:p>
+      <w:r>
+        <w:t xml:space="preserve">(d) Lying prone with toes pointing inward</w:t>
+      </w:r>
+    </w:p>
+    <w:p>
+      <w:r>
+        <w:t xml:space="preserve">Answer: a</w:t>
+      </w:r>
+    </w:p>
+    <w:p>
+      <w:r>
+        <w:t xml:space="preserve">Solution: The ventrogluteal site requires the client to lie on the side with the upper knee and hip flexed, which relaxes the gluteal muscles. This site is preferred because it avoids major nerves and blood vessels.</w:t>
+      </w:r>
+    </w:p>
+    <w:p>
+      <w:r>
+        <w:t xml:space="preserve">Positive Marks: 1</w:t>
+      </w:r>
+    </w:p>
+    <w:p>
+      <w:r>
+        <w:t xml:space="preserve">Negative Marks: 0.25</w:t>
       </w:r>
     </w:p>
     <w:sectPr>
       <w:pgSz w:w="12240" w:h="15840"/>
-      <w:pgMar w:top="864" w:right="1008" w:bottom="864" w:left="1008" w:header="720" w:footer="720" w:gutter="0"/>
+      <w:pgMar w:top="1440" w:right="1800" w:bottom="1440" w:left="1800" w:header="720" w:footer="720" w:gutter="0"/>
       <w:cols w:space="720"/>
       <w:docGrid w:linePitch="360"/>
     </w:sectPr>
@@ -2535,10 +1365,6 @@
     <w:name w:val="Normal"/>
     <w:qFormat/>
     <w:rsid w:val="00FC693F"/>
-    <w:rPr>
-      <w:rFonts w:ascii="Calibri" w:hAnsi="Calibri"/>
-      <w:sz w:val="22"/>
-    </w:rPr>
   </w:style>
   <w:style w:type="paragraph" w:styleId="Header">
     <w:name w:val="header"/>
